--- a/PPTs/Quiz/L4 Deadlocks Quiz ANS.docx
+++ b/PPTs/Quiz/L4 Deadlocks Quiz ANS.docx
@@ -4,66 +4,130 @@
   <w:body>
     <w:p>
       <w:pPr>
-        <w:pStyle w:val="Heading2"/>
-        <w:rPr>
+        <w:pStyle w:val="Title"/>
+        <w:jc w:val="center"/>
+        <w:rPr>
+          <w:sz w:val="48"/>
+          <w:szCs w:val="48"/>
           <w:lang w:val="en-GB"/>
         </w:rPr>
       </w:pPr>
       <w:r>
         <w:rPr>
+          <w:sz w:val="48"/>
+          <w:szCs w:val="48"/>
           <w:lang w:val="en-GB"/>
         </w:rPr>
         <w:t>L</w:t>
       </w:r>
       <w:r>
         <w:rPr>
-          <w:rFonts w:hint="eastAsia"/>
+          <w:sz w:val="48"/>
+          <w:szCs w:val="48"/>
           <w:lang w:val="en-GB"/>
         </w:rPr>
         <w:t>4</w:t>
       </w:r>
       <w:r>
         <w:rPr>
+          <w:sz w:val="48"/>
+          <w:szCs w:val="48"/>
           <w:lang w:val="en-GB"/>
         </w:rPr>
         <w:t xml:space="preserve"> </w:t>
       </w:r>
       <w:r>
         <w:rPr>
-          <w:rFonts w:hint="eastAsia"/>
+          <w:sz w:val="48"/>
+          <w:szCs w:val="48"/>
           <w:lang w:val="en-GB"/>
         </w:rPr>
         <w:t>Deadlocks</w:t>
       </w:r>
     </w:p>
     <w:p>
-      <w:r>
+      <w:pPr>
+        <w:spacing w:after="0"/>
+        <w:rPr>
+          <w:rFonts w:ascii="Times New Roman" w:hAnsi="Times New Roman" w:cs="Times New Roman"/>
+          <w:sz w:val="22"/>
+          <w:szCs w:val="22"/>
+        </w:rPr>
+      </w:pPr>
+      <w:r>
+        <w:rPr>
+          <w:rFonts w:ascii="Times New Roman" w:hAnsi="Times New Roman" w:cs="Times New Roman"/>
+          <w:sz w:val="22"/>
+          <w:szCs w:val="22"/>
+        </w:rPr>
         <w:t xml:space="preserve">1. Which condition is NOT </w:t>
       </w:r>
       <w:r>
+        <w:rPr>
+          <w:rFonts w:ascii="Times New Roman" w:hAnsi="Times New Roman" w:cs="Times New Roman"/>
+          <w:sz w:val="22"/>
+          <w:szCs w:val="22"/>
+        </w:rPr>
         <w:t xml:space="preserve">a necessary condition </w:t>
       </w:r>
       <w:r>
+        <w:rPr>
+          <w:rFonts w:ascii="Times New Roman" w:hAnsi="Times New Roman" w:cs="Times New Roman"/>
+          <w:sz w:val="22"/>
+          <w:szCs w:val="22"/>
+        </w:rPr>
         <w:t xml:space="preserve">for deadlock? </w:t>
       </w:r>
     </w:p>
     <w:p>
-      <w:r>
+      <w:pPr>
+        <w:rPr>
+          <w:rFonts w:ascii="Times New Roman" w:hAnsi="Times New Roman" w:cs="Times New Roman"/>
+          <w:sz w:val="22"/>
+          <w:szCs w:val="22"/>
+        </w:rPr>
+      </w:pPr>
+      <w:r>
+        <w:rPr>
+          <w:rFonts w:ascii="Times New Roman" w:hAnsi="Times New Roman" w:cs="Times New Roman"/>
+          <w:sz w:val="22"/>
+          <w:szCs w:val="22"/>
+        </w:rPr>
         <w:t>A) Mutual exclusion</w:t>
       </w:r>
       <w:r>
+        <w:rPr>
+          <w:rFonts w:ascii="Times New Roman" w:hAnsi="Times New Roman" w:cs="Times New Roman"/>
+          <w:sz w:val="22"/>
+          <w:szCs w:val="22"/>
+        </w:rPr>
         <w:br/>
         <w:t>B) Hold-and-wait</w:t>
       </w:r>
       <w:r>
+        <w:rPr>
+          <w:rFonts w:ascii="Times New Roman" w:hAnsi="Times New Roman" w:cs="Times New Roman"/>
+          <w:sz w:val="22"/>
+          <w:szCs w:val="22"/>
+        </w:rPr>
         <w:br/>
         <w:t>C) Starvation</w:t>
       </w:r>
       <w:r>
+        <w:rPr>
+          <w:rFonts w:ascii="Times New Roman" w:hAnsi="Times New Roman" w:cs="Times New Roman"/>
+          <w:sz w:val="22"/>
+          <w:szCs w:val="22"/>
+        </w:rPr>
         <w:br/>
         <w:t>D) Circular wait</w:t>
       </w:r>
       <w:r>
+        <w:rPr>
+          <w:rFonts w:ascii="Times New Roman" w:hAnsi="Times New Roman" w:cs="Times New Roman"/>
+          <w:sz w:val="22"/>
+          <w:szCs w:val="22"/>
+        </w:rPr>
         <w:br/>
       </w:r>
       <w:r>
@@ -76,9 +140,19 @@
         <w:t>Answer:</w:t>
       </w:r>
       <w:r>
+        <w:rPr>
+          <w:rFonts w:ascii="Times New Roman" w:hAnsi="Times New Roman" w:cs="Times New Roman"/>
+          <w:sz w:val="22"/>
+          <w:szCs w:val="22"/>
+        </w:rPr>
         <w:t xml:space="preserve"> C</w:t>
       </w:r>
       <w:r>
+        <w:rPr>
+          <w:rFonts w:ascii="Times New Roman" w:hAnsi="Times New Roman" w:cs="Times New Roman"/>
+          <w:sz w:val="22"/>
+          <w:szCs w:val="22"/>
+        </w:rPr>
         <w:br/>
       </w:r>
       <w:r>
@@ -91,6 +165,11 @@
         <w:t>Explanation:</w:t>
       </w:r>
       <w:r>
+        <w:rPr>
+          <w:rFonts w:ascii="Times New Roman" w:hAnsi="Times New Roman" w:cs="Times New Roman"/>
+          <w:sz w:val="22"/>
+          <w:szCs w:val="22"/>
+        </w:rPr>
         <w:t xml:space="preserve"> Starvation is a separate concept, not one of the four deadlock conditions</w:t>
       </w:r>
       <w:r>
@@ -113,79 +192,160 @@
       </w:r>
     </w:p>
     <w:p>
-      <w:r>
+      <w:pPr>
+        <w:spacing w:after="0"/>
+        <w:rPr>
+          <w:rFonts w:ascii="Times New Roman" w:hAnsi="Times New Roman" w:cs="Times New Roman"/>
+          <w:sz w:val="22"/>
+          <w:szCs w:val="22"/>
+        </w:rPr>
+      </w:pPr>
+      <w:r>
+        <w:rPr>
+          <w:rFonts w:ascii="Times New Roman" w:hAnsi="Times New Roman" w:cs="Times New Roman"/>
+          <w:sz w:val="22"/>
+          <w:szCs w:val="22"/>
+        </w:rPr>
         <w:t xml:space="preserve">2. In a </w:t>
       </w:r>
       <w:r>
+        <w:rPr>
+          <w:rFonts w:ascii="Times New Roman" w:hAnsi="Times New Roman" w:cs="Times New Roman"/>
+          <w:sz w:val="22"/>
+          <w:szCs w:val="22"/>
+        </w:rPr>
         <w:t>R</w:t>
       </w:r>
       <w:r>
+        <w:rPr>
+          <w:rFonts w:ascii="Times New Roman" w:hAnsi="Times New Roman" w:cs="Times New Roman"/>
+          <w:sz w:val="22"/>
+          <w:szCs w:val="22"/>
+        </w:rPr>
         <w:t>esource-</w:t>
       </w:r>
       <w:r>
+        <w:rPr>
+          <w:rFonts w:ascii="Times New Roman" w:hAnsi="Times New Roman" w:cs="Times New Roman"/>
+          <w:sz w:val="22"/>
+          <w:szCs w:val="22"/>
+        </w:rPr>
         <w:t>A</w:t>
       </w:r>
       <w:r>
+        <w:rPr>
+          <w:rFonts w:ascii="Times New Roman" w:hAnsi="Times New Roman" w:cs="Times New Roman"/>
+          <w:sz w:val="22"/>
+          <w:szCs w:val="22"/>
+        </w:rPr>
         <w:t xml:space="preserve">llocation </w:t>
       </w:r>
       <w:r>
+        <w:rPr>
+          <w:rFonts w:ascii="Times New Roman" w:hAnsi="Times New Roman" w:cs="Times New Roman"/>
+          <w:sz w:val="22"/>
+          <w:szCs w:val="22"/>
+        </w:rPr>
         <w:t>G</w:t>
       </w:r>
       <w:r>
+        <w:rPr>
+          <w:rFonts w:ascii="Times New Roman" w:hAnsi="Times New Roman" w:cs="Times New Roman"/>
+          <w:sz w:val="22"/>
+          <w:szCs w:val="22"/>
+        </w:rPr>
         <w:t xml:space="preserve">raph (RAG), a deadlock is certain if: </w:t>
       </w:r>
     </w:p>
     <w:p>
-      <w:r>
-        <w:t xml:space="preserve">A) There is a </w:t>
-      </w:r>
-      <w:proofErr w:type="gramStart"/>
-      <w:r>
-        <w:t>cycle</w:t>
-      </w:r>
-      <w:proofErr w:type="gramEnd"/>
-      <w:r>
-        <w:t xml:space="preserve"> and</w:t>
-      </w:r>
-      <w:r>
-        <w:t xml:space="preserve"> e</w:t>
-      </w:r>
-      <w:r>
-        <w:t xml:space="preserve">ach resource has </w:t>
-      </w:r>
-      <w:r>
+      <w:pPr>
+        <w:rPr>
+          <w:rFonts w:ascii="Times New Roman" w:hAnsi="Times New Roman" w:cs="Times New Roman"/>
+          <w:sz w:val="22"/>
+          <w:szCs w:val="22"/>
+        </w:rPr>
+      </w:pPr>
+      <w:r>
+        <w:rPr>
+          <w:rFonts w:ascii="Times New Roman" w:hAnsi="Times New Roman" w:cs="Times New Roman"/>
+          <w:sz w:val="22"/>
+          <w:szCs w:val="22"/>
+        </w:rPr>
+        <w:t>A) There is a cycle and</w:t>
+      </w:r>
+      <w:r>
+        <w:rPr>
+          <w:rFonts w:ascii="Times New Roman" w:hAnsi="Times New Roman" w:cs="Times New Roman"/>
+          <w:sz w:val="22"/>
+          <w:szCs w:val="22"/>
+        </w:rPr>
+        <w:t xml:space="preserve"> each resource has </w:t>
+      </w:r>
+      <w:r>
+        <w:rPr>
+          <w:rFonts w:ascii="Times New Roman" w:hAnsi="Times New Roman" w:cs="Times New Roman"/>
+          <w:sz w:val="22"/>
+          <w:szCs w:val="22"/>
+        </w:rPr>
         <w:t>multiple</w:t>
       </w:r>
       <w:r>
+        <w:rPr>
+          <w:rFonts w:ascii="Times New Roman" w:hAnsi="Times New Roman" w:cs="Times New Roman"/>
+          <w:sz w:val="22"/>
+          <w:szCs w:val="22"/>
+        </w:rPr>
         <w:t xml:space="preserve"> instance</w:t>
       </w:r>
       <w:r>
+        <w:rPr>
+          <w:rFonts w:ascii="Times New Roman" w:hAnsi="Times New Roman" w:cs="Times New Roman"/>
+          <w:sz w:val="22"/>
+          <w:szCs w:val="22"/>
+        </w:rPr>
         <w:t>s</w:t>
       </w:r>
       <w:r>
+        <w:rPr>
+          <w:rFonts w:ascii="Times New Roman" w:hAnsi="Times New Roman" w:cs="Times New Roman"/>
+          <w:sz w:val="22"/>
+          <w:szCs w:val="22"/>
+        </w:rPr>
         <w:t xml:space="preserve"> </w:t>
       </w:r>
       <w:r>
+        <w:rPr>
+          <w:rFonts w:ascii="Times New Roman" w:hAnsi="Times New Roman" w:cs="Times New Roman"/>
+          <w:sz w:val="22"/>
+          <w:szCs w:val="22"/>
+        </w:rPr>
         <w:br/>
         <w:t>B) There is no cycle</w:t>
       </w:r>
       <w:r>
-        <w:br/>
-        <w:t xml:space="preserve">C) There is a </w:t>
-      </w:r>
-      <w:proofErr w:type="gramStart"/>
-      <w:r>
-        <w:t>cycle</w:t>
-      </w:r>
-      <w:proofErr w:type="gramEnd"/>
-      <w:r>
-        <w:t xml:space="preserve"> and all resources have single instances</w:t>
-      </w:r>
-      <w:r>
+        <w:rPr>
+          <w:rFonts w:ascii="Times New Roman" w:hAnsi="Times New Roman" w:cs="Times New Roman"/>
+          <w:sz w:val="22"/>
+          <w:szCs w:val="22"/>
+        </w:rPr>
+        <w:br/>
+        <w:t>C) There is a cycle and all resources have single instances</w:t>
+      </w:r>
+      <w:r>
+        <w:rPr>
+          <w:rFonts w:ascii="Times New Roman" w:hAnsi="Times New Roman" w:cs="Times New Roman"/>
+          <w:sz w:val="22"/>
+          <w:szCs w:val="22"/>
+        </w:rPr>
         <w:br/>
         <w:t>D) A thread requests two resources simultaneously</w:t>
       </w:r>
       <w:r>
+        <w:rPr>
+          <w:rFonts w:ascii="Times New Roman" w:hAnsi="Times New Roman" w:cs="Times New Roman"/>
+          <w:sz w:val="22"/>
+          <w:szCs w:val="22"/>
+        </w:rPr>
         <w:br/>
       </w:r>
       <w:r>
@@ -198,37 +358,81 @@
         <w:t>Answer:</w:t>
       </w:r>
       <w:r>
+        <w:rPr>
+          <w:rFonts w:ascii="Times New Roman" w:hAnsi="Times New Roman" w:cs="Times New Roman"/>
+          <w:sz w:val="22"/>
+          <w:szCs w:val="22"/>
+        </w:rPr>
         <w:t xml:space="preserve"> C</w:t>
       </w:r>
     </w:p>
     <w:p>
-      <w:r>
-        <w:t>3</w:t>
-      </w:r>
-      <w:r>
-        <w:t xml:space="preserve">. In a Resource Allocation Graph (RAG) with a cycle and multi-instance resources: </w:t>
+      <w:pPr>
+        <w:spacing w:after="0"/>
+        <w:rPr>
+          <w:rFonts w:ascii="Times New Roman" w:hAnsi="Times New Roman" w:cs="Times New Roman"/>
+          <w:sz w:val="22"/>
+          <w:szCs w:val="22"/>
+        </w:rPr>
+      </w:pPr>
+      <w:r>
+        <w:rPr>
+          <w:rFonts w:ascii="Times New Roman" w:hAnsi="Times New Roman" w:cs="Times New Roman"/>
+          <w:sz w:val="22"/>
+          <w:szCs w:val="22"/>
+        </w:rPr>
+        <w:t xml:space="preserve">3. In a Resource Allocation Graph (RAG) with a cycle and multi-instance resources: </w:t>
       </w:r>
     </w:p>
     <w:p>
-      <w:r>
+      <w:pPr>
+        <w:rPr>
+          <w:rFonts w:ascii="Times New Roman" w:hAnsi="Times New Roman" w:cs="Times New Roman"/>
+          <w:sz w:val="22"/>
+          <w:szCs w:val="22"/>
+        </w:rPr>
+      </w:pPr>
+      <w:r>
+        <w:rPr>
+          <w:rFonts w:ascii="Times New Roman" w:hAnsi="Times New Roman" w:cs="Times New Roman"/>
+          <w:sz w:val="22"/>
+          <w:szCs w:val="22"/>
+        </w:rPr>
         <w:t>A) Deadlock is certain</w:t>
       </w:r>
       <w:r>
+        <w:rPr>
+          <w:rFonts w:ascii="Times New Roman" w:hAnsi="Times New Roman" w:cs="Times New Roman"/>
+          <w:sz w:val="22"/>
+          <w:szCs w:val="22"/>
+        </w:rPr>
         <w:br/>
         <w:t>B) Deadlock is impossible</w:t>
       </w:r>
       <w:r>
-        <w:br/>
-        <w:t xml:space="preserve">C) Deadlock is possible but not </w:t>
-      </w:r>
-      <w:r>
-        <w:t>certain</w:t>
-      </w:r>
-      <w:r>
+        <w:rPr>
+          <w:rFonts w:ascii="Times New Roman" w:hAnsi="Times New Roman" w:cs="Times New Roman"/>
+          <w:sz w:val="22"/>
+          <w:szCs w:val="22"/>
+        </w:rPr>
+        <w:br/>
+        <w:t>C) Deadlock is possible but not certain</w:t>
+      </w:r>
+      <w:r>
+        <w:rPr>
+          <w:rFonts w:ascii="Times New Roman" w:hAnsi="Times New Roman" w:cs="Times New Roman"/>
+          <w:sz w:val="22"/>
+          <w:szCs w:val="22"/>
+        </w:rPr>
         <w:br/>
         <w:t>D) Starvation must occur</w:t>
       </w:r>
       <w:r>
+        <w:rPr>
+          <w:rFonts w:ascii="Times New Roman" w:hAnsi="Times New Roman" w:cs="Times New Roman"/>
+          <w:sz w:val="22"/>
+          <w:szCs w:val="22"/>
+        </w:rPr>
         <w:br/>
       </w:r>
       <w:r>
@@ -241,42 +445,97 @@
         <w:t>Answer:</w:t>
       </w:r>
       <w:r>
+        <w:rPr>
+          <w:rFonts w:ascii="Times New Roman" w:hAnsi="Times New Roman" w:cs="Times New Roman"/>
+          <w:sz w:val="22"/>
+          <w:szCs w:val="22"/>
+        </w:rPr>
         <w:t xml:space="preserve"> C</w:t>
       </w:r>
     </w:p>
     <w:p>
-      <w:r>
+      <w:pPr>
+        <w:spacing w:after="0"/>
+        <w:rPr>
+          <w:rFonts w:ascii="Times New Roman" w:hAnsi="Times New Roman" w:cs="Times New Roman"/>
+          <w:sz w:val="22"/>
+          <w:szCs w:val="22"/>
+        </w:rPr>
+      </w:pPr>
+      <w:r>
+        <w:rPr>
+          <w:rFonts w:ascii="Times New Roman" w:hAnsi="Times New Roman" w:cs="Times New Roman"/>
+          <w:sz w:val="22"/>
+          <w:szCs w:val="22"/>
+        </w:rPr>
         <w:t>4</w:t>
       </w:r>
       <w:r>
+        <w:rPr>
+          <w:rFonts w:ascii="Times New Roman" w:hAnsi="Times New Roman" w:cs="Times New Roman"/>
+          <w:sz w:val="22"/>
+          <w:szCs w:val="22"/>
+        </w:rPr>
         <w:t>.</w:t>
       </w:r>
       <w:r>
+        <w:rPr>
+          <w:rFonts w:ascii="Times New Roman" w:hAnsi="Times New Roman" w:cs="Times New Roman"/>
+          <w:sz w:val="22"/>
+          <w:szCs w:val="22"/>
+        </w:rPr>
         <w:t xml:space="preserve"> Spooling helps prevent deadlocks by addressing which condition? </w:t>
       </w:r>
     </w:p>
     <w:p>
-      <w:r>
+      <w:pPr>
+        <w:rPr>
+          <w:rFonts w:ascii="Times New Roman" w:hAnsi="Times New Roman" w:cs="Times New Roman"/>
+          <w:sz w:val="22"/>
+          <w:szCs w:val="22"/>
+        </w:rPr>
+      </w:pPr>
+      <w:r>
+        <w:rPr>
+          <w:rFonts w:ascii="Times New Roman" w:hAnsi="Times New Roman" w:cs="Times New Roman"/>
+          <w:sz w:val="22"/>
+          <w:szCs w:val="22"/>
+        </w:rPr>
         <w:t>A) Hold-and-wait</w:t>
       </w:r>
       <w:r>
+        <w:rPr>
+          <w:rFonts w:ascii="Times New Roman" w:hAnsi="Times New Roman" w:cs="Times New Roman"/>
+          <w:sz w:val="22"/>
+          <w:szCs w:val="22"/>
+        </w:rPr>
         <w:br/>
         <w:t>B) Mutual exclusion</w:t>
       </w:r>
       <w:r>
+        <w:rPr>
+          <w:rFonts w:ascii="Times New Roman" w:hAnsi="Times New Roman" w:cs="Times New Roman"/>
+          <w:sz w:val="22"/>
+          <w:szCs w:val="22"/>
+        </w:rPr>
         <w:br/>
         <w:t>C) Circular wait</w:t>
       </w:r>
       <w:r>
-        <w:br/>
-        <w:t xml:space="preserve">D) No </w:t>
-      </w:r>
-      <w:proofErr w:type="spellStart"/>
-      <w:r>
-        <w:t>preemption</w:t>
-      </w:r>
-      <w:proofErr w:type="spellEnd"/>
-      <w:r>
+        <w:rPr>
+          <w:rFonts w:ascii="Times New Roman" w:hAnsi="Times New Roman" w:cs="Times New Roman"/>
+          <w:sz w:val="22"/>
+          <w:szCs w:val="22"/>
+        </w:rPr>
+        <w:br/>
+        <w:t>D) No preemption</w:t>
+      </w:r>
+      <w:r>
+        <w:rPr>
+          <w:rFonts w:ascii="Times New Roman" w:hAnsi="Times New Roman" w:cs="Times New Roman"/>
+          <w:sz w:val="22"/>
+          <w:szCs w:val="22"/>
+        </w:rPr>
         <w:br/>
       </w:r>
       <w:r>
@@ -289,9 +548,19 @@
         <w:t>Answer:</w:t>
       </w:r>
       <w:r>
+        <w:rPr>
+          <w:rFonts w:ascii="Times New Roman" w:hAnsi="Times New Roman" w:cs="Times New Roman"/>
+          <w:sz w:val="22"/>
+          <w:szCs w:val="22"/>
+        </w:rPr>
         <w:t xml:space="preserve"> B</w:t>
       </w:r>
       <w:r>
+        <w:rPr>
+          <w:rFonts w:ascii="Times New Roman" w:hAnsi="Times New Roman" w:cs="Times New Roman"/>
+          <w:sz w:val="22"/>
+          <w:szCs w:val="22"/>
+        </w:rPr>
         <w:br/>
       </w:r>
       <w:r>
@@ -304,6 +573,11 @@
         <w:t>Explanation:</w:t>
       </w:r>
       <w:r>
+        <w:rPr>
+          <w:rFonts w:ascii="Times New Roman" w:hAnsi="Times New Roman" w:cs="Times New Roman"/>
+          <w:sz w:val="22"/>
+          <w:szCs w:val="22"/>
+        </w:rPr>
         <w:t xml:space="preserve"> Spooling uses a daemon to manage resources like printers, eliminating direct mutual exclusion between processes</w:t>
       </w:r>
       <w:r>
@@ -317,27 +591,72 @@
       </w:r>
     </w:p>
     <w:p>
-      <w:r>
+      <w:pPr>
+        <w:spacing w:after="0"/>
+        <w:rPr>
+          <w:rFonts w:ascii="Times New Roman" w:hAnsi="Times New Roman" w:cs="Times New Roman"/>
+          <w:sz w:val="22"/>
+          <w:szCs w:val="22"/>
+        </w:rPr>
+      </w:pPr>
+      <w:r>
+        <w:rPr>
+          <w:rFonts w:ascii="Times New Roman" w:hAnsi="Times New Roman" w:cs="Times New Roman"/>
+          <w:sz w:val="22"/>
+          <w:szCs w:val="22"/>
+        </w:rPr>
         <w:t xml:space="preserve">5. In the Dining Philosophers problem, deadlock can be prevented by: </w:t>
       </w:r>
     </w:p>
     <w:p>
-      <w:r>
+      <w:pPr>
+        <w:rPr>
+          <w:rFonts w:ascii="Times New Roman" w:hAnsi="Times New Roman" w:cs="Times New Roman"/>
+          <w:sz w:val="22"/>
+          <w:szCs w:val="22"/>
+        </w:rPr>
+      </w:pPr>
+      <w:r>
+        <w:rPr>
+          <w:rFonts w:ascii="Times New Roman" w:hAnsi="Times New Roman" w:cs="Times New Roman"/>
+          <w:sz w:val="22"/>
+          <w:szCs w:val="22"/>
+        </w:rPr>
         <w:t>A) Allowing philosophers to take forks in any order</w:t>
       </w:r>
       <w:r>
+        <w:rPr>
+          <w:rFonts w:ascii="Times New Roman" w:hAnsi="Times New Roman" w:cs="Times New Roman"/>
+          <w:sz w:val="22"/>
+          <w:szCs w:val="22"/>
+        </w:rPr>
         <w:br/>
         <w:t>B) Using the Ostrich algorithm</w:t>
       </w:r>
       <w:r>
+        <w:rPr>
+          <w:rFonts w:ascii="Times New Roman" w:hAnsi="Times New Roman" w:cs="Times New Roman"/>
+          <w:sz w:val="22"/>
+          <w:szCs w:val="22"/>
+        </w:rPr>
         <w:br/>
         <w:t>C) Ensuring one philosopher picks up forks in reverse order</w:t>
       </w:r>
       <w:r>
+        <w:rPr>
+          <w:rFonts w:ascii="Times New Roman" w:hAnsi="Times New Roman" w:cs="Times New Roman"/>
+          <w:sz w:val="22"/>
+          <w:szCs w:val="22"/>
+        </w:rPr>
         <w:br/>
         <w:t>D) Adding more philosophers</w:t>
       </w:r>
       <w:r>
+        <w:rPr>
+          <w:rFonts w:ascii="Times New Roman" w:hAnsi="Times New Roman" w:cs="Times New Roman"/>
+          <w:sz w:val="22"/>
+          <w:szCs w:val="22"/>
+        </w:rPr>
         <w:br/>
       </w:r>
       <w:r>
@@ -350,50 +669,129 @@
         <w:t>Answer:</w:t>
       </w:r>
       <w:r>
+        <w:rPr>
+          <w:rFonts w:ascii="Times New Roman" w:hAnsi="Times New Roman" w:cs="Times New Roman"/>
+          <w:sz w:val="22"/>
+          <w:szCs w:val="22"/>
+        </w:rPr>
         <w:t xml:space="preserve"> C</w:t>
       </w:r>
     </w:p>
     <w:p>
-      <w:r>
+      <w:pPr>
+        <w:spacing w:after="0"/>
+        <w:rPr>
+          <w:rFonts w:ascii="Times New Roman" w:hAnsi="Times New Roman" w:cs="Times New Roman"/>
+          <w:sz w:val="22"/>
+          <w:szCs w:val="22"/>
+        </w:rPr>
+      </w:pPr>
+      <w:r>
+        <w:rPr>
+          <w:rFonts w:ascii="Times New Roman" w:hAnsi="Times New Roman" w:cs="Times New Roman"/>
+          <w:sz w:val="22"/>
+          <w:szCs w:val="22"/>
+        </w:rPr>
         <w:t>6</w:t>
       </w:r>
       <w:r>
+        <w:rPr>
+          <w:rFonts w:ascii="Times New Roman" w:hAnsi="Times New Roman" w:cs="Times New Roman"/>
+          <w:sz w:val="22"/>
+          <w:szCs w:val="22"/>
+        </w:rPr>
         <w:t xml:space="preserve">. A system is in a safe state if: </w:t>
       </w:r>
     </w:p>
     <w:p>
-      <w:r>
-        <w:lastRenderedPageBreak/>
+      <w:pPr>
+        <w:rPr>
+          <w:rFonts w:ascii="Times New Roman" w:hAnsi="Times New Roman" w:cs="Times New Roman"/>
+          <w:sz w:val="22"/>
+          <w:szCs w:val="22"/>
+        </w:rPr>
+      </w:pPr>
+      <w:r>
+        <w:rPr>
+          <w:rFonts w:ascii="Times New Roman" w:hAnsi="Times New Roman" w:cs="Times New Roman"/>
+          <w:sz w:val="22"/>
+          <w:szCs w:val="22"/>
+        </w:rPr>
         <w:t>A) All resources are fully allocated</w:t>
       </w:r>
       <w:r>
+        <w:rPr>
+          <w:rFonts w:ascii="Times New Roman" w:hAnsi="Times New Roman" w:cs="Times New Roman"/>
+          <w:sz w:val="22"/>
+          <w:szCs w:val="22"/>
+        </w:rPr>
         <w:br/>
         <w:t xml:space="preserve">B) There exists a </w:t>
       </w:r>
       <w:r>
+        <w:rPr>
+          <w:rFonts w:ascii="Times New Roman" w:hAnsi="Times New Roman" w:cs="Times New Roman"/>
+          <w:sz w:val="22"/>
+          <w:szCs w:val="22"/>
+        </w:rPr>
         <w:t xml:space="preserve">safe </w:t>
       </w:r>
       <w:r>
+        <w:rPr>
+          <w:rFonts w:ascii="Times New Roman" w:hAnsi="Times New Roman" w:cs="Times New Roman"/>
+          <w:sz w:val="22"/>
+          <w:szCs w:val="22"/>
+        </w:rPr>
         <w:t>sequence where all</w:t>
       </w:r>
       <w:r>
+        <w:rPr>
+          <w:rFonts w:ascii="Times New Roman" w:hAnsi="Times New Roman" w:cs="Times New Roman"/>
+          <w:sz w:val="22"/>
+          <w:szCs w:val="22"/>
+        </w:rPr>
         <w:t xml:space="preserve"> processes</w:t>
       </w:r>
       <w:r>
+        <w:rPr>
+          <w:rFonts w:ascii="Times New Roman" w:hAnsi="Times New Roman" w:cs="Times New Roman"/>
+          <w:sz w:val="22"/>
+          <w:szCs w:val="22"/>
+        </w:rPr>
         <w:t xml:space="preserve"> can complete</w:t>
       </w:r>
       <w:r>
+        <w:rPr>
+          <w:rFonts w:ascii="Times New Roman" w:hAnsi="Times New Roman" w:cs="Times New Roman"/>
+          <w:sz w:val="22"/>
+          <w:szCs w:val="22"/>
+        </w:rPr>
         <w:t xml:space="preserve"> execution</w:t>
       </w:r>
       <w:r>
+        <w:rPr>
+          <w:rFonts w:ascii="Times New Roman" w:hAnsi="Times New Roman" w:cs="Times New Roman"/>
+          <w:sz w:val="22"/>
+          <w:szCs w:val="22"/>
+        </w:rPr>
         <w:br/>
         <w:t>C) No circular wait exists</w:t>
       </w:r>
       <w:r>
+        <w:rPr>
+          <w:rFonts w:ascii="Times New Roman" w:hAnsi="Times New Roman" w:cs="Times New Roman"/>
+          <w:sz w:val="22"/>
+          <w:szCs w:val="22"/>
+        </w:rPr>
         <w:br/>
         <w:t>D) Resources are preemptible</w:t>
       </w:r>
       <w:r>
+        <w:rPr>
+          <w:rFonts w:ascii="Times New Roman" w:hAnsi="Times New Roman" w:cs="Times New Roman"/>
+          <w:sz w:val="22"/>
+          <w:szCs w:val="22"/>
+        </w:rPr>
         <w:br/>
       </w:r>
       <w:r>
@@ -406,33 +804,96 @@
         <w:t>Answer:</w:t>
       </w:r>
       <w:r>
+        <w:rPr>
+          <w:rFonts w:ascii="Times New Roman" w:hAnsi="Times New Roman" w:cs="Times New Roman"/>
+          <w:sz w:val="22"/>
+          <w:szCs w:val="22"/>
+        </w:rPr>
         <w:t xml:space="preserve"> B</w:t>
       </w:r>
     </w:p>
     <w:p>
-      <w:r>
+      <w:pPr>
+        <w:spacing w:after="0"/>
+        <w:rPr>
+          <w:rFonts w:ascii="Times New Roman" w:hAnsi="Times New Roman" w:cs="Times New Roman"/>
+          <w:sz w:val="22"/>
+          <w:szCs w:val="22"/>
+        </w:rPr>
+      </w:pPr>
+      <w:r>
+        <w:rPr>
+          <w:rFonts w:ascii="Times New Roman" w:hAnsi="Times New Roman" w:cs="Times New Roman"/>
+          <w:sz w:val="22"/>
+          <w:szCs w:val="22"/>
+        </w:rPr>
         <w:t>7</w:t>
       </w:r>
       <w:r>
+        <w:rPr>
+          <w:rFonts w:ascii="Times New Roman" w:hAnsi="Times New Roman" w:cs="Times New Roman"/>
+          <w:sz w:val="22"/>
+          <w:szCs w:val="22"/>
+        </w:rPr>
         <w:t xml:space="preserve">. Starvation differs from deadlock because: </w:t>
       </w:r>
     </w:p>
     <w:p>
-      <w:r>
+      <w:pPr>
+        <w:rPr>
+          <w:rFonts w:ascii="Times New Roman" w:hAnsi="Times New Roman" w:cs="Times New Roman"/>
+          <w:sz w:val="22"/>
+          <w:szCs w:val="22"/>
+        </w:rPr>
+      </w:pPr>
+      <w:r>
+        <w:rPr>
+          <w:rFonts w:ascii="Times New Roman" w:hAnsi="Times New Roman" w:cs="Times New Roman"/>
+          <w:sz w:val="22"/>
+          <w:szCs w:val="22"/>
+        </w:rPr>
         <w:t xml:space="preserve">A) Starvation </w:t>
       </w:r>
       <w:r>
+        <w:rPr>
+          <w:rFonts w:ascii="Times New Roman" w:hAnsi="Times New Roman" w:cs="Times New Roman"/>
+          <w:sz w:val="22"/>
+          <w:szCs w:val="22"/>
+        </w:rPr>
         <w:t>involves circular waiting</w:t>
       </w:r>
       <w:r>
+        <w:rPr>
+          <w:rFonts w:ascii="Times New Roman" w:hAnsi="Times New Roman" w:cs="Times New Roman"/>
+          <w:sz w:val="22"/>
+          <w:szCs w:val="22"/>
+        </w:rPr>
         <w:br/>
         <w:t>B) Deadlock involves circular waiting</w:t>
       </w:r>
       <w:r>
-        <w:br/>
+        <w:rPr>
+          <w:rFonts w:ascii="Times New Roman" w:hAnsi="Times New Roman" w:cs="Times New Roman"/>
+          <w:sz w:val="22"/>
+          <w:szCs w:val="22"/>
+        </w:rPr>
+        <w:br/>
+      </w:r>
+      <w:r>
+        <w:rPr>
+          <w:rFonts w:ascii="Times New Roman" w:hAnsi="Times New Roman" w:cs="Times New Roman"/>
+          <w:sz w:val="22"/>
+          <w:szCs w:val="22"/>
+        </w:rPr>
+        <w:lastRenderedPageBreak/>
         <w:t>C) Starvation cannot occur in priority-based systems</w:t>
       </w:r>
       <w:r>
+        <w:rPr>
+          <w:rFonts w:ascii="Times New Roman" w:hAnsi="Times New Roman" w:cs="Times New Roman"/>
+          <w:sz w:val="22"/>
+          <w:szCs w:val="22"/>
+        </w:rPr>
         <w:br/>
       </w:r>
       <w:r>
@@ -445,34 +906,89 @@
         <w:t>Answer:</w:t>
       </w:r>
       <w:r>
+        <w:rPr>
+          <w:rFonts w:ascii="Times New Roman" w:hAnsi="Times New Roman" w:cs="Times New Roman"/>
+          <w:sz w:val="22"/>
+          <w:szCs w:val="22"/>
+        </w:rPr>
         <w:t xml:space="preserve"> B</w:t>
       </w:r>
     </w:p>
     <w:p>
-      <w:r>
+      <w:pPr>
+        <w:spacing w:after="0"/>
+        <w:rPr>
+          <w:rFonts w:ascii="Times New Roman" w:hAnsi="Times New Roman" w:cs="Times New Roman"/>
+          <w:sz w:val="22"/>
+          <w:szCs w:val="22"/>
+        </w:rPr>
+      </w:pPr>
+      <w:r>
+        <w:rPr>
+          <w:rFonts w:ascii="Times New Roman" w:hAnsi="Times New Roman" w:cs="Times New Roman"/>
+          <w:sz w:val="22"/>
+          <w:szCs w:val="22"/>
+        </w:rPr>
         <w:t>8</w:t>
       </w:r>
       <w:r>
+        <w:rPr>
+          <w:rFonts w:ascii="Times New Roman" w:hAnsi="Times New Roman" w:cs="Times New Roman"/>
+          <w:sz w:val="22"/>
+          <w:szCs w:val="22"/>
+        </w:rPr>
         <w:t xml:space="preserve">. A communication deadlock occurs when: </w:t>
       </w:r>
     </w:p>
     <w:p>
-      <w:r>
+      <w:pPr>
+        <w:rPr>
+          <w:rFonts w:ascii="Times New Roman" w:hAnsi="Times New Roman" w:cs="Times New Roman"/>
+          <w:sz w:val="22"/>
+          <w:szCs w:val="22"/>
+        </w:rPr>
+      </w:pPr>
+      <w:r>
+        <w:rPr>
+          <w:rFonts w:ascii="Times New Roman" w:hAnsi="Times New Roman" w:cs="Times New Roman"/>
+          <w:sz w:val="22"/>
+          <w:szCs w:val="22"/>
+        </w:rPr>
         <w:t>A) Threads wait for shared resources</w:t>
       </w:r>
       <w:r>
+        <w:rPr>
+          <w:rFonts w:ascii="Times New Roman" w:hAnsi="Times New Roman" w:cs="Times New Roman"/>
+          <w:sz w:val="22"/>
+          <w:szCs w:val="22"/>
+        </w:rPr>
         <w:br/>
         <w:t>B) Messages are lost in a network</w:t>
       </w:r>
       <w:r>
+        <w:rPr>
+          <w:rFonts w:ascii="Times New Roman" w:hAnsi="Times New Roman" w:cs="Times New Roman"/>
+          <w:sz w:val="22"/>
+          <w:szCs w:val="22"/>
+        </w:rPr>
         <w:br/>
         <w:t>C) Resources are non-preemptible</w:t>
       </w:r>
       <w:r>
+        <w:rPr>
+          <w:rFonts w:ascii="Times New Roman" w:hAnsi="Times New Roman" w:cs="Times New Roman"/>
+          <w:sz w:val="22"/>
+          <w:szCs w:val="22"/>
+        </w:rPr>
         <w:br/>
         <w:t>D) Circular waits form</w:t>
       </w:r>
       <w:r>
+        <w:rPr>
+          <w:rFonts w:ascii="Times New Roman" w:hAnsi="Times New Roman" w:cs="Times New Roman"/>
+          <w:sz w:val="22"/>
+          <w:szCs w:val="22"/>
+        </w:rPr>
         <w:br/>
       </w:r>
       <w:r>
@@ -485,55 +1001,113 @@
         <w:t>Answer:</w:t>
       </w:r>
       <w:r>
+        <w:rPr>
+          <w:rFonts w:ascii="Times New Roman" w:hAnsi="Times New Roman" w:cs="Times New Roman"/>
+          <w:sz w:val="22"/>
+          <w:szCs w:val="22"/>
+        </w:rPr>
         <w:t xml:space="preserve"> B</w:t>
       </w:r>
     </w:p>
     <w:p>
-      <w:r>
+      <w:pPr>
+        <w:spacing w:after="0"/>
+        <w:rPr>
+          <w:rFonts w:ascii="Times New Roman" w:hAnsi="Times New Roman" w:cs="Times New Roman"/>
+          <w:sz w:val="22"/>
+          <w:szCs w:val="22"/>
+        </w:rPr>
+      </w:pPr>
+      <w:r>
+        <w:rPr>
+          <w:rFonts w:ascii="Times New Roman" w:hAnsi="Times New Roman" w:cs="Times New Roman"/>
+          <w:sz w:val="22"/>
+          <w:szCs w:val="22"/>
+        </w:rPr>
         <w:t>9</w:t>
       </w:r>
       <w:r>
+        <w:rPr>
+          <w:rFonts w:ascii="Times New Roman" w:hAnsi="Times New Roman" w:cs="Times New Roman"/>
+          <w:sz w:val="22"/>
+          <w:szCs w:val="22"/>
+        </w:rPr>
         <w:t xml:space="preserve">. Which is true about the Banker’s algorithm? </w:t>
       </w:r>
     </w:p>
     <w:p>
-      <w:r>
+      <w:pPr>
+        <w:rPr>
+          <w:rFonts w:ascii="Times New Roman" w:hAnsi="Times New Roman" w:cs="Times New Roman"/>
+          <w:sz w:val="22"/>
+          <w:szCs w:val="22"/>
+        </w:rPr>
+      </w:pPr>
+      <w:r>
+        <w:rPr>
+          <w:rFonts w:ascii="Times New Roman" w:hAnsi="Times New Roman" w:cs="Times New Roman"/>
+          <w:sz w:val="22"/>
+          <w:szCs w:val="22"/>
+        </w:rPr>
         <w:t xml:space="preserve">A) It requires </w:t>
       </w:r>
       <w:r>
+        <w:rPr>
+          <w:rFonts w:ascii="Times New Roman" w:hAnsi="Times New Roman" w:cs="Times New Roman"/>
+          <w:sz w:val="22"/>
+          <w:szCs w:val="22"/>
+        </w:rPr>
         <w:t>processes</w:t>
       </w:r>
       <w:r>
+        <w:rPr>
+          <w:rFonts w:ascii="Times New Roman" w:hAnsi="Times New Roman" w:cs="Times New Roman"/>
+          <w:sz w:val="22"/>
+          <w:szCs w:val="22"/>
+        </w:rPr>
         <w:t xml:space="preserve"> to declare maximum resource needs</w:t>
       </w:r>
       <w:r>
+        <w:rPr>
+          <w:rFonts w:ascii="Times New Roman" w:hAnsi="Times New Roman" w:cs="Times New Roman"/>
+          <w:sz w:val="22"/>
+          <w:szCs w:val="22"/>
+        </w:rPr>
         <w:br/>
         <w:t xml:space="preserve">B) </w:t>
       </w:r>
       <w:r>
-        <w:t xml:space="preserve">It </w:t>
-      </w:r>
-      <w:r>
-        <w:t xml:space="preserve">does not </w:t>
-      </w:r>
-      <w:r>
-        <w:t xml:space="preserve">require </w:t>
-      </w:r>
-      <w:r>
-        <w:t>processes</w:t>
-      </w:r>
-      <w:r>
-        <w:t xml:space="preserve"> to declare maximum resource needs</w:t>
-      </w:r>
-      <w:r>
+        <w:rPr>
+          <w:rFonts w:ascii="Times New Roman" w:hAnsi="Times New Roman" w:cs="Times New Roman"/>
+          <w:sz w:val="22"/>
+          <w:szCs w:val="22"/>
+        </w:rPr>
+        <w:t>It does not require processes to declare maximum resource needs</w:t>
+      </w:r>
+      <w:r>
+        <w:rPr>
+          <w:rFonts w:ascii="Times New Roman" w:hAnsi="Times New Roman" w:cs="Times New Roman"/>
+          <w:sz w:val="22"/>
+          <w:szCs w:val="22"/>
+        </w:rPr>
         <w:br/>
         <w:t>C) It prioritizes low-resource threads</w:t>
       </w:r>
       <w:r>
+        <w:rPr>
+          <w:rFonts w:ascii="Times New Roman" w:hAnsi="Times New Roman" w:cs="Times New Roman"/>
+          <w:sz w:val="22"/>
+          <w:szCs w:val="22"/>
+        </w:rPr>
         <w:br/>
         <w:t>D) It uses spooling for printers</w:t>
       </w:r>
       <w:r>
+        <w:rPr>
+          <w:rFonts w:ascii="Times New Roman" w:hAnsi="Times New Roman" w:cs="Times New Roman"/>
+          <w:sz w:val="22"/>
+          <w:szCs w:val="22"/>
+        </w:rPr>
         <w:br/>
       </w:r>
       <w:r>
@@ -546,51 +1120,105 @@
         <w:t>Answer:</w:t>
       </w:r>
       <w:r>
+        <w:rPr>
+          <w:rFonts w:ascii="Times New Roman" w:hAnsi="Times New Roman" w:cs="Times New Roman"/>
+          <w:sz w:val="22"/>
+          <w:szCs w:val="22"/>
+        </w:rPr>
         <w:t xml:space="preserve"> A</w:t>
       </w:r>
     </w:p>
     <w:p>
-      <w:r>
+      <w:pPr>
+        <w:spacing w:after="0"/>
+        <w:rPr>
+          <w:rFonts w:ascii="Times New Roman" w:hAnsi="Times New Roman" w:cs="Times New Roman"/>
+          <w:sz w:val="22"/>
+          <w:szCs w:val="22"/>
+        </w:rPr>
+      </w:pPr>
+      <w:r>
+        <w:rPr>
+          <w:rFonts w:ascii="Times New Roman" w:hAnsi="Times New Roman" w:cs="Times New Roman"/>
+          <w:sz w:val="22"/>
+          <w:szCs w:val="22"/>
+        </w:rPr>
         <w:t>1</w:t>
       </w:r>
       <w:r>
+        <w:rPr>
+          <w:rFonts w:ascii="Times New Roman" w:hAnsi="Times New Roman" w:cs="Times New Roman"/>
+          <w:sz w:val="22"/>
+          <w:szCs w:val="22"/>
+        </w:rPr>
         <w:t>0</w:t>
       </w:r>
       <w:r>
+        <w:rPr>
+          <w:rFonts w:ascii="Times New Roman" w:hAnsi="Times New Roman" w:cs="Times New Roman"/>
+          <w:sz w:val="22"/>
+          <w:szCs w:val="22"/>
+        </w:rPr>
         <w:t xml:space="preserve">. In Banker's algorithm, an unsafe state indicates: </w:t>
       </w:r>
     </w:p>
     <w:p>
-      <w:r>
+      <w:pPr>
+        <w:rPr>
+          <w:rFonts w:ascii="Times New Roman" w:hAnsi="Times New Roman" w:cs="Times New Roman"/>
+          <w:sz w:val="22"/>
+          <w:szCs w:val="22"/>
+        </w:rPr>
+      </w:pPr>
+      <w:r>
+        <w:rPr>
+          <w:rFonts w:ascii="Times New Roman" w:hAnsi="Times New Roman" w:cs="Times New Roman"/>
+          <w:sz w:val="22"/>
+          <w:szCs w:val="22"/>
+        </w:rPr>
         <w:t xml:space="preserve">A) </w:t>
       </w:r>
       <w:r>
-        <w:t>The current system state is deadlocked</w:t>
-      </w:r>
-      <w:r>
-        <w:t xml:space="preserve"> </w:t>
-      </w:r>
-      <w:r>
+        <w:rPr>
+          <w:rFonts w:ascii="Times New Roman" w:hAnsi="Times New Roman" w:cs="Times New Roman"/>
+          <w:sz w:val="22"/>
+          <w:szCs w:val="22"/>
+        </w:rPr>
+        <w:t xml:space="preserve">The current system state is deadlocked </w:t>
+      </w:r>
+      <w:r>
+        <w:rPr>
+          <w:rFonts w:ascii="Times New Roman" w:hAnsi="Times New Roman" w:cs="Times New Roman"/>
+          <w:sz w:val="22"/>
+          <w:szCs w:val="22"/>
+        </w:rPr>
         <w:br/>
         <w:t>B) Potential for future deadlock if resources are allocated</w:t>
       </w:r>
       <w:r>
+        <w:rPr>
+          <w:rFonts w:ascii="Times New Roman" w:hAnsi="Times New Roman" w:cs="Times New Roman"/>
+          <w:sz w:val="22"/>
+          <w:szCs w:val="22"/>
+        </w:rPr>
         <w:br/>
         <w:t>C) All processes have exceeded their maximum claims</w:t>
       </w:r>
       <w:r>
-        <w:br/>
-        <w:t xml:space="preserve">D) System must </w:t>
-      </w:r>
-      <w:proofErr w:type="spellStart"/>
-      <w:r>
-        <w:t>preempt</w:t>
-      </w:r>
-      <w:proofErr w:type="spellEnd"/>
-      <w:r>
-        <w:t xml:space="preserve"> resources immediately</w:t>
-      </w:r>
-      <w:r>
+        <w:rPr>
+          <w:rFonts w:ascii="Times New Roman" w:hAnsi="Times New Roman" w:cs="Times New Roman"/>
+          <w:sz w:val="22"/>
+          <w:szCs w:val="22"/>
+        </w:rPr>
+        <w:br/>
+        <w:t>D) System must preempt resources immediately</w:t>
+      </w:r>
+      <w:r>
+        <w:rPr>
+          <w:rFonts w:ascii="Times New Roman" w:hAnsi="Times New Roman" w:cs="Times New Roman"/>
+          <w:sz w:val="22"/>
+          <w:szCs w:val="22"/>
+        </w:rPr>
         <w:br/>
       </w:r>
       <w:r>
@@ -603,6 +1231,11 @@
         <w:t>Answer:</w:t>
       </w:r>
       <w:r>
+        <w:rPr>
+          <w:rFonts w:ascii="Times New Roman" w:hAnsi="Times New Roman" w:cs="Times New Roman"/>
+          <w:sz w:val="22"/>
+          <w:szCs w:val="22"/>
+        </w:rPr>
         <w:t xml:space="preserve"> B</w:t>
       </w:r>
     </w:p>
@@ -1397,7 +2030,7 @@
         <w:kern w:val="2"/>
         <w:sz w:val="24"/>
         <w:szCs w:val="24"/>
-        <w:lang w:val="en-SE" w:eastAsia="zh-CN" w:bidi="ar-SA"/>
+        <w:lang w:eastAsia="zh-CN" w:bidi="ar-SA"/>
         <w14:ligatures w14:val="standardContextual"/>
       </w:rPr>
     </w:rPrDefault>
